--- a/设定/种族/[名为信仰的诅咒]精灵.docx
+++ b/设定/种族/[名为信仰的诅咒]精灵.docx
@@ -308,7 +308,7 @@
         <w:t>“</w:t>
       </w:r>
       <w:r>
-        <w:t>永恒花束</w:t>
+        <w:t>永痕花束</w:t>
       </w:r>
       <w:r>
         <w:t>”</w:t>
@@ -1838,7 +1838,7 @@
         <w:t>”</w:t>
       </w:r>
       <w:r>
-        <w:t>，便可最大限度地降低反噬，保全执掌者性命。他提供了改良后的符文，声称这是从永恒花束的</w:t>
+        <w:t>，便可最大限度地降低反噬，保全执掌者性命。他提供了改良后的符文，声称这是从永痕花束的</w:t>
       </w:r>
       <w:r>
         <w:t>“</w:t>
